--- a/pr-preview/pr-383/estimation-handout-tracked-changes.docx
+++ b/pr-preview/pr-383/estimation-handout-tracked-changes.docx
@@ -16,7 +16,7 @@
       </w:pPr>
       <w:del w:id="1" w:author="PR Preview" w:date="2026-01-01T00:00:00Z">
         <w:r>
-          <w:delText xml:space="preserve">Last modified: 2026-10-19 03:48:43 (PDT)</w:delText>
+          <w:delText xml:space="preserve">Last modified: 2026-10-19 04:11:38 (PDT)</w:delText>
         </w:r>
       </w:del>
     </w:p>
@@ -26,7 +26,7 @@
       </w:pPr>
       <w:ins w:id="2" w:author="PR Preview" w:date="2026-01-01T00:00:00Z">
         <w:r>
-          <w:t xml:space="preserve">Last modified: 2026-10-19 03:52:26 (PDT)</w:t>
+          <w:t xml:space="preserve">Last modified: 2026-10-19 04:14:28 (PDT)</w:t>
         </w:r>
       </w:ins>
     </w:p>
@@ -3896,7 +3896,7 @@
     </w:p>
     <w:bookmarkEnd w:id="37"/>
     <w:bookmarkEnd w:id="38"/>
-    <w:bookmarkStart w:id="107" w:name="sec-est-accuracy"/>
+    <w:bookmarkStart w:id="108" w:name="sec-est-accuracy"/>
     <w:p>
       <w:pPr>
         <w:pStyle w:val="Heading2"/>
@@ -6075,36 +6075,36 @@
                     </m:rPr>
                     <m:t>E</m:t>
                   </m:r>
+                  <m:r>
+                    <m:t>​</m:t>
+                  </m:r>
+                  <m:d>
+                    <m:dPr>
+                      <m:begChr m:val="["/>
+                      <m:sepChr m:val=""/>
+                      <m:endChr m:val="]"/>
+                      <m:grow/>
+                    </m:dPr>
+                    <m:e>
+                      <m:sSub>
+                        <m:e>
+                          <m:r>
+                            <m:t>X</m:t>
+                          </m:r>
+                        </m:e>
+                        <m:sub>
+                          <m:r>
+                            <m:t>i</m:t>
+                          </m:r>
+                        </m:sub>
+                      </m:sSub>
+                    </m:e>
+                  </m:d>
+                  <m:r>
+                    <m:t>​</m:t>
+                  </m:r>
                 </m:e>
               </m:nary>
-              <m:r>
-                <m:t>​</m:t>
-              </m:r>
-              <m:d>
-                <m:dPr>
-                  <m:begChr m:val="["/>
-                  <m:sepChr m:val=""/>
-                  <m:endChr m:val="]"/>
-                  <m:grow/>
-                </m:dPr>
-                <m:e>
-                  <m:sSub>
-                    <m:e>
-                      <m:r>
-                        <m:t>X</m:t>
-                      </m:r>
-                    </m:e>
-                    <m:sub>
-                      <m:r>
-                        <m:t>i</m:t>
-                      </m:r>
-                    </m:sub>
-                  </m:sSub>
-                </m:e>
-              </m:d>
-              <m:r>
-                <m:t>​</m:t>
-              </m:r>
               <m:r>
                 <m:rPr>
                   <m:sty m:val="p"/>
@@ -6795,7 +6795,7 @@
     </w:p>
     <w:bookmarkEnd w:id="50"/>
     <w:bookmarkEnd w:id="51"/>
-    <w:bookmarkStart w:id="75" w:name="mean-squared-error"/>
+    <w:bookmarkStart w:id="76" w:name="mean-squared-error"/>
     <w:p>
       <w:pPr>
         <w:pStyle w:val="Heading3"/>
@@ -8207,7 +8207,7 @@
       </w:r>
     </w:p>
     <w:bookmarkEnd w:id="56"/>
-    <w:bookmarkStart w:id="60" w:name="sol-bias-sq-plus-var"/>
+    <w:bookmarkStart w:id="61" w:name="sol-bias-sq-plus-var"/>
     <w:p>
       <w:pPr>
         <w:pStyle w:val="BodyText"/>
@@ -8422,7 +8422,316 @@
         <w:pStyle w:val="FirstParagraph"/>
       </w:pPr>
       <w:r>
-        <w:t xml:space="preserve">Add it to the squared bias from</w:t>
+        <w:t xml:space="preserve">Let the</w:t>
+      </w:r>
+      <w:r>
+        <w:t xml:space="preserve"> </w:t>
+      </w:r>
+      <w:hyperlink r:id="rId59">
+        <w:r>
+          <w:rPr>
+            <w:rStyle w:val="Hyperlink"/>
+          </w:rPr>
+          <w:t xml:space="preserve">population mean</w:t>
+        </w:r>
+      </w:hyperlink>
+      <w:r>
+        <w:t xml:space="preserve"> </w:t>
+      </w:r>
+      <w:r>
+        <w:t xml:space="preserve">of the</w:t>
+      </w:r>
+      <w:r>
+        <w:t xml:space="preserve"> </w:t>
+      </w:r>
+      <w:hyperlink w:anchor="def-estimator">
+        <w:r>
+          <w:rPr>
+            <w:rStyle w:val="Hyperlink"/>
+          </w:rPr>
+          <w:t xml:space="preserve">estimator</w:t>
+        </w:r>
+      </w:hyperlink>
+      <w:r>
+        <w:t xml:space="preserve"> </w:t>
+      </w:r>
+      <m:oMath>
+        <m:acc>
+          <m:accPr>
+            <m:chr m:val="̂"/>
+          </m:accPr>
+          <m:e>
+            <m:r>
+              <m:t>θ</m:t>
+            </m:r>
+          </m:e>
+        </m:acc>
+      </m:oMath>
+      <w:r>
+        <w:t xml:space="preserve"> </w:t>
+      </w:r>
+      <w:r>
+        <w:t xml:space="preserve">be</w:t>
+      </w:r>
+      <w:r>
+        <w:t xml:space="preserve"> </w:t>
+      </w:r>
+      <m:oMath>
+        <m:sSub>
+          <m:e>
+            <m:r>
+              <m:t>μ</m:t>
+            </m:r>
+          </m:e>
+          <m:sub>
+            <m:acc>
+              <m:accPr>
+                <m:chr m:val="̂"/>
+              </m:accPr>
+              <m:e>
+                <m:r>
+                  <m:t>θ</m:t>
+                </m:r>
+              </m:e>
+            </m:acc>
+          </m:sub>
+        </m:sSub>
+        <m:r>
+          <m:rPr>
+            <m:sty m:val="p"/>
+          </m:rPr>
+          <m:t>=</m:t>
+        </m:r>
+        <m:r>
+          <m:rPr>
+            <m:sty m:val="p"/>
+          </m:rPr>
+          <m:t>E</m:t>
+        </m:r>
+        <m:r>
+          <m:t>​</m:t>
+        </m:r>
+        <m:d>
+          <m:dPr>
+            <m:begChr m:val="["/>
+            <m:sepChr m:val=""/>
+            <m:endChr m:val="]"/>
+            <m:grow/>
+          </m:dPr>
+          <m:e>
+            <m:acc>
+              <m:accPr>
+                <m:chr m:val="̂"/>
+              </m:accPr>
+              <m:e>
+                <m:r>
+                  <m:t>θ</m:t>
+                </m:r>
+              </m:e>
+            </m:acc>
+          </m:e>
+        </m:d>
+        <m:r>
+          <m:t>​</m:t>
+        </m:r>
+      </m:oMath>
+      <w:r>
+        <w:t xml:space="preserve">.</w:t>
+      </w:r>
+      <w:r>
+        <w:t xml:space="preserve"> </w:t>
+      </w:r>
+      <w:r>
+        <w:t xml:space="preserve">Then the variance of</w:t>
+      </w:r>
+      <w:r>
+        <w:t xml:space="preserve"> </w:t>
+      </w:r>
+      <m:oMath>
+        <m:acc>
+          <m:accPr>
+            <m:chr m:val="̂"/>
+          </m:accPr>
+          <m:e>
+            <m:r>
+              <m:t>θ</m:t>
+            </m:r>
+          </m:e>
+        </m:acc>
+      </m:oMath>
+      <w:r>
+        <w:t xml:space="preserve"> </w:t>
+      </w:r>
+      <w:r>
+        <w:t xml:space="preserve">is</w:t>
+      </w:r>
+      <w:r>
+        <w:t xml:space="preserve"> </w:t>
+      </w:r>
+      <m:oMath>
+        <m:r>
+          <m:rPr>
+            <m:sty m:val="p"/>
+          </m:rPr>
+          <m:t>E</m:t>
+        </m:r>
+        <m:r>
+          <m:t>​</m:t>
+        </m:r>
+        <m:d>
+          <m:dPr>
+            <m:begChr m:val="["/>
+            <m:sepChr m:val=""/>
+            <m:endChr m:val="]"/>
+            <m:grow/>
+          </m:dPr>
+          <m:e>
+            <m:sSup>
+              <m:e>
+                <m:acc>
+                  <m:accPr>
+                    <m:chr m:val="̂"/>
+                  </m:accPr>
+                  <m:e>
+                    <m:r>
+                      <m:t>θ</m:t>
+                    </m:r>
+                  </m:e>
+                </m:acc>
+              </m:e>
+              <m:sup>
+                <m:r>
+                  <m:t>2</m:t>
+                </m:r>
+              </m:sup>
+            </m:sSup>
+          </m:e>
+        </m:d>
+        <m:r>
+          <m:t>​</m:t>
+        </m:r>
+        <m:r>
+          <m:rPr>
+            <m:sty m:val="p"/>
+          </m:rPr>
+          <m:t>−</m:t>
+        </m:r>
+        <m:sSup>
+          <m:e>
+            <m:r>
+              <m:t>​</m:t>
+            </m:r>
+            <m:d>
+              <m:dPr>
+                <m:begChr m:val="("/>
+                <m:sepChr m:val=""/>
+                <m:endChr m:val=")"/>
+                <m:grow/>
+              </m:dPr>
+              <m:e>
+                <m:sSub>
+                  <m:e>
+                    <m:r>
+                      <m:t>μ</m:t>
+                    </m:r>
+                  </m:e>
+                  <m:sub>
+                    <m:acc>
+                      <m:accPr>
+                        <m:chr m:val="̂"/>
+                      </m:accPr>
+                      <m:e>
+                        <m:r>
+                          <m:t>θ</m:t>
+                        </m:r>
+                      </m:e>
+                    </m:acc>
+                  </m:sub>
+                </m:sSub>
+              </m:e>
+            </m:d>
+            <m:r>
+              <m:t>​</m:t>
+            </m:r>
+          </m:e>
+          <m:sup>
+            <m:r>
+              <m:t>2</m:t>
+            </m:r>
+          </m:sup>
+        </m:sSup>
+      </m:oMath>
+      <w:r>
+        <w:t xml:space="preserve">,</w:t>
+      </w:r>
+      <w:r>
+        <w:t xml:space="preserve"> </w:t>
+      </w:r>
+      <w:r>
+        <w:t xml:space="preserve">and the squared</w:t>
+      </w:r>
+      <w:r>
+        <w:t xml:space="preserve"> </w:t>
+      </w:r>
+      <w:hyperlink w:anchor="def-bias">
+        <w:r>
+          <w:rPr>
+            <w:rStyle w:val="Hyperlink"/>
+          </w:rPr>
+          <w:t xml:space="preserve">bias</w:t>
+        </w:r>
+      </w:hyperlink>
+      <w:r>
+        <w:t xml:space="preserve"> </w:t>
+      </w:r>
+      <w:r>
+        <w:t xml:space="preserve">of</w:t>
+      </w:r>
+      <w:r>
+        <w:t xml:space="preserve"> </w:t>
+      </w:r>
+      <m:oMath>
+        <m:acc>
+          <m:accPr>
+            <m:chr m:val="̂"/>
+          </m:accPr>
+          <m:e>
+            <m:r>
+              <m:t>θ</m:t>
+            </m:r>
+          </m:e>
+        </m:acc>
+      </m:oMath>
+      <w:r>
+        <w:t xml:space="preserve"> </w:t>
+      </w:r>
+      <w:r>
+        <w:t xml:space="preserve">for the</w:t>
+      </w:r>
+      <w:r>
+        <w:t xml:space="preserve"> </w:t>
+      </w:r>
+      <w:hyperlink w:anchor="def-estimand">
+        <w:r>
+          <w:rPr>
+            <w:rStyle w:val="Hyperlink"/>
+          </w:rPr>
+          <w:t xml:space="preserve">estimand</w:t>
+        </w:r>
+      </w:hyperlink>
+      <w:r>
+        <w:t xml:space="preserve"> </w:t>
+      </w:r>
+      <m:oMath>
+        <m:r>
+          <m:t>θ</m:t>
+        </m:r>
+      </m:oMath>
+      <w:r>
+        <w:t xml:space="preserve"> </w:t>
+      </w:r>
+      <w:r>
+        <w:t xml:space="preserve">from</w:t>
       </w:r>
       <w:r>
         <w:t xml:space="preserve"> </w:t>
@@ -8439,14 +8748,121 @@
         <w:t xml:space="preserve"> </w:t>
       </w:r>
       <w:r>
-        <w:t xml:space="preserve">and simplify:</w:t>
+        <w:t xml:space="preserve">is</w:t>
+      </w:r>
+      <w:r>
+        <w:t xml:space="preserve"> </w:t>
+      </w:r>
+      <m:oMath>
+        <m:sSup>
+          <m:e>
+            <m:r>
+              <m:t>​</m:t>
+            </m:r>
+            <m:d>
+              <m:dPr>
+                <m:begChr m:val="("/>
+                <m:sepChr m:val=""/>
+                <m:endChr m:val=")"/>
+                <m:grow/>
+              </m:dPr>
+              <m:e>
+                <m:sSub>
+                  <m:e>
+                    <m:r>
+                      <m:t>μ</m:t>
+                    </m:r>
+                  </m:e>
+                  <m:sub>
+                    <m:acc>
+                      <m:accPr>
+                        <m:chr m:val="̂"/>
+                      </m:accPr>
+                      <m:e>
+                        <m:r>
+                          <m:t>θ</m:t>
+                        </m:r>
+                      </m:e>
+                    </m:acc>
+                  </m:sub>
+                </m:sSub>
+              </m:e>
+            </m:d>
+            <m:r>
+              <m:t>​</m:t>
+            </m:r>
+          </m:e>
+          <m:sup>
+            <m:r>
+              <m:t>2</m:t>
+            </m:r>
+          </m:sup>
+        </m:sSup>
+        <m:r>
+          <m:rPr>
+            <m:sty m:val="p"/>
+          </m:rPr>
+          <m:t>−</m:t>
+        </m:r>
+        <m:r>
+          <m:t>2</m:t>
+        </m:r>
+        <m:sSub>
+          <m:e>
+            <m:r>
+              <m:t>μ</m:t>
+            </m:r>
+          </m:e>
+          <m:sub>
+            <m:acc>
+              <m:accPr>
+                <m:chr m:val="̂"/>
+              </m:accPr>
+              <m:e>
+                <m:r>
+                  <m:t>θ</m:t>
+                </m:r>
+              </m:e>
+            </m:acc>
+          </m:sub>
+        </m:sSub>
+        <m:r>
+          <m:t>θ</m:t>
+        </m:r>
+        <m:r>
+          <m:rPr>
+            <m:sty m:val="p"/>
+          </m:rPr>
+          <m:t>+</m:t>
+        </m:r>
+        <m:sSup>
+          <m:e>
+            <m:r>
+              <m:t>θ</m:t>
+            </m:r>
+          </m:e>
+          <m:sup>
+            <m:r>
+              <m:t>2</m:t>
+            </m:r>
+          </m:sup>
+        </m:sSup>
+      </m:oMath>
+      <w:r>
+        <w:t xml:space="preserve">.</w:t>
+      </w:r>
+      <w:r>
+        <w:t xml:space="preserve"> </w:t>
+      </w:r>
+      <w:r>
+        <w:t xml:space="preserve">Add them and simplify:</w:t>
       </w:r>
     </w:p>
     <w:p>
       <w:pPr>
         <w:pStyle w:val="BodyText"/>
       </w:pPr>
-      <w:bookmarkStart w:id="59" w:name="eq-bias-sq-plus-var-exr-2"/>
+      <w:bookmarkStart w:id="60" w:name="eq-bias-sq-plus-var-exr-2"/>
       <m:oMathPara>
         <m:oMathParaPr>
           <m:jc m:val="center"/>
@@ -8571,23 +8987,13 @@
                       <m:grow/>
                     </m:dPr>
                     <m:e>
-                      <m:r>
-                        <m:rPr>
-                          <m:sty m:val="p"/>
-                        </m:rPr>
-                        <m:t>E</m:t>
-                      </m:r>
-                      <m:r>
-                        <m:t>​</m:t>
-                      </m:r>
-                      <m:d>
-                        <m:dPr>
-                          <m:begChr m:val="["/>
-                          <m:sepChr m:val=""/>
-                          <m:endChr m:val="]"/>
-                          <m:grow/>
-                        </m:dPr>
+                      <m:sSub>
                         <m:e>
+                          <m:r>
+                            <m:t>μ</m:t>
+                          </m:r>
+                        </m:e>
+                        <m:sub>
                           <m:acc>
                             <m:accPr>
                               <m:chr m:val="̂"/>
@@ -8598,11 +9004,8 @@
                               </m:r>
                             </m:e>
                           </m:acc>
-                        </m:e>
-                      </m:d>
-                      <m:r>
-                        <m:t>​</m:t>
-                      </m:r>
+                        </m:sub>
+                      </m:sSub>
                     </m:e>
                   </m:d>
                   <m:r>
@@ -8624,23 +9027,13 @@
               <m:r>
                 <m:t>2</m:t>
               </m:r>
-              <m:r>
-                <m:rPr>
-                  <m:sty m:val="p"/>
-                </m:rPr>
-                <m:t>E</m:t>
-              </m:r>
-              <m:r>
-                <m:t>​</m:t>
-              </m:r>
-              <m:d>
-                <m:dPr>
-                  <m:begChr m:val="["/>
-                  <m:sepChr m:val=""/>
-                  <m:endChr m:val="]"/>
-                  <m:grow/>
-                </m:dPr>
+              <m:sSub>
                 <m:e>
+                  <m:r>
+                    <m:t>μ</m:t>
+                  </m:r>
+                </m:e>
+                <m:sub>
                   <m:acc>
                     <m:accPr>
                       <m:chr m:val="̂"/>
@@ -8651,11 +9044,8 @@
                       </m:r>
                     </m:e>
                   </m:acc>
-                </m:e>
-              </m:d>
-              <m:r>
-                <m:t>​</m:t>
-              </m:r>
+                </m:sub>
+              </m:sSub>
               <m:r>
                 <m:t>θ</m:t>
               </m:r>
@@ -8752,23 +9142,13 @@
                       <m:grow/>
                     </m:dPr>
                     <m:e>
-                      <m:r>
-                        <m:rPr>
-                          <m:sty m:val="p"/>
-                        </m:rPr>
-                        <m:t>E</m:t>
-                      </m:r>
-                      <m:r>
-                        <m:t>​</m:t>
-                      </m:r>
-                      <m:d>
-                        <m:dPr>
-                          <m:begChr m:val="["/>
-                          <m:sepChr m:val=""/>
-                          <m:endChr m:val="]"/>
-                          <m:grow/>
-                        </m:dPr>
+                      <m:sSub>
                         <m:e>
+                          <m:r>
+                            <m:t>μ</m:t>
+                          </m:r>
+                        </m:e>
+                        <m:sub>
                           <m:acc>
                             <m:accPr>
                               <m:chr m:val="̂"/>
@@ -8779,11 +9159,8 @@
                               </m:r>
                             </m:e>
                           </m:acc>
-                        </m:e>
-                      </m:d>
-                      <m:r>
-                        <m:t>​</m:t>
-                      </m:r>
+                        </m:sub>
+                      </m:sSub>
                     </m:e>
                   </m:d>
                   <m:r>
@@ -8805,23 +9182,13 @@
               <m:r>
                 <m:t>2</m:t>
               </m:r>
-              <m:r>
-                <m:rPr>
-                  <m:sty m:val="p"/>
-                </m:rPr>
-                <m:t>E</m:t>
-              </m:r>
-              <m:r>
-                <m:t>​</m:t>
-              </m:r>
-              <m:d>
-                <m:dPr>
-                  <m:begChr m:val="["/>
-                  <m:sepChr m:val=""/>
-                  <m:endChr m:val="]"/>
-                  <m:grow/>
-                </m:dPr>
+              <m:sSub>
                 <m:e>
+                  <m:r>
+                    <m:t>μ</m:t>
+                  </m:r>
+                </m:e>
+                <m:sub>
                   <m:acc>
                     <m:accPr>
                       <m:chr m:val="̂"/>
@@ -8832,11 +9199,8 @@
                       </m:r>
                     </m:e>
                   </m:acc>
-                </m:e>
-              </m:d>
-              <m:r>
-                <m:t>​</m:t>
-              </m:r>
+                </m:sub>
+              </m:sSub>
               <m:r>
                 <m:t>θ</m:t>
               </m:r>
@@ -8924,23 +9288,13 @@
                       <m:grow/>
                     </m:dPr>
                     <m:e>
-                      <m:r>
-                        <m:rPr>
-                          <m:sty m:val="p"/>
-                        </m:rPr>
-                        <m:t>E</m:t>
-                      </m:r>
-                      <m:r>
-                        <m:t>​</m:t>
-                      </m:r>
-                      <m:d>
-                        <m:dPr>
-                          <m:begChr m:val="["/>
-                          <m:sepChr m:val=""/>
-                          <m:endChr m:val="]"/>
-                          <m:grow/>
-                        </m:dPr>
+                      <m:sSub>
                         <m:e>
+                          <m:r>
+                            <m:t>μ</m:t>
+                          </m:r>
+                        </m:e>
+                        <m:sub>
                           <m:acc>
                             <m:accPr>
                               <m:chr m:val="̂"/>
@@ -8951,11 +9305,8 @@
                               </m:r>
                             </m:e>
                           </m:acc>
-                        </m:e>
-                      </m:d>
-                      <m:r>
-                        <m:t>​</m:t>
-                      </m:r>
+                        </m:sub>
+                      </m:sSub>
                     </m:e>
                   </m:d>
                   <m:r>
@@ -9042,23 +9393,13 @@
               <m:r>
                 <m:t>2</m:t>
               </m:r>
-              <m:r>
-                <m:rPr>
-                  <m:sty m:val="p"/>
-                </m:rPr>
-                <m:t>E</m:t>
-              </m:r>
-              <m:r>
-                <m:t>​</m:t>
-              </m:r>
-              <m:d>
-                <m:dPr>
-                  <m:begChr m:val="["/>
-                  <m:sepChr m:val=""/>
-                  <m:endChr m:val="]"/>
-                  <m:grow/>
-                </m:dPr>
+              <m:sSub>
                 <m:e>
+                  <m:r>
+                    <m:t>μ</m:t>
+                  </m:r>
+                </m:e>
+                <m:sub>
                   <m:acc>
                     <m:accPr>
                       <m:chr m:val="̂"/>
@@ -9069,11 +9410,8 @@
                       </m:r>
                     </m:e>
                   </m:acc>
-                </m:e>
-              </m:d>
-              <m:r>
-                <m:t>​</m:t>
-              </m:r>
+                </m:sub>
+              </m:sSub>
               <m:r>
                 <m:t>θ</m:t>
               </m:r>
@@ -9114,23 +9452,13 @@
                       <m:grow/>
                     </m:dPr>
                     <m:e>
-                      <m:r>
-                        <m:rPr>
-                          <m:sty m:val="p"/>
-                        </m:rPr>
-                        <m:t>E</m:t>
-                      </m:r>
-                      <m:r>
-                        <m:t>​</m:t>
-                      </m:r>
-                      <m:d>
-                        <m:dPr>
-                          <m:begChr m:val="["/>
-                          <m:sepChr m:val=""/>
-                          <m:endChr m:val="]"/>
-                          <m:grow/>
-                        </m:dPr>
+                      <m:sSub>
                         <m:e>
+                          <m:r>
+                            <m:t>μ</m:t>
+                          </m:r>
+                        </m:e>
+                        <m:sub>
                           <m:acc>
                             <m:accPr>
                               <m:chr m:val="̂"/>
@@ -9141,11 +9469,8 @@
                               </m:r>
                             </m:e>
                           </m:acc>
-                        </m:e>
-                      </m:d>
-                      <m:r>
-                        <m:t>​</m:t>
-                      </m:r>
+                        </m:sub>
+                      </m:sSub>
                     </m:e>
                   </m:d>
                   <m:r>
@@ -9177,23 +9502,13 @@
                       <m:grow/>
                     </m:dPr>
                     <m:e>
-                      <m:r>
-                        <m:rPr>
-                          <m:sty m:val="p"/>
-                        </m:rPr>
-                        <m:t>E</m:t>
-                      </m:r>
-                      <m:r>
-                        <m:t>​</m:t>
-                      </m:r>
-                      <m:d>
-                        <m:dPr>
-                          <m:begChr m:val="["/>
-                          <m:sepChr m:val=""/>
-                          <m:endChr m:val="]"/>
-                          <m:grow/>
-                        </m:dPr>
+                      <m:sSub>
                         <m:e>
+                          <m:r>
+                            <m:t>μ</m:t>
+                          </m:r>
+                        </m:e>
+                        <m:sub>
                           <m:acc>
                             <m:accPr>
                               <m:chr m:val="̂"/>
@@ -9204,11 +9519,8 @@
                               </m:r>
                             </m:e>
                           </m:acc>
-                        </m:e>
-                      </m:d>
-                      <m:r>
-                        <m:t>​</m:t>
-                      </m:r>
+                        </m:sub>
+                      </m:sSub>
                     </m:e>
                   </m:d>
                   <m:r>
@@ -9295,23 +9607,13 @@
               <m:r>
                 <m:t>2</m:t>
               </m:r>
-              <m:r>
-                <m:rPr>
-                  <m:sty m:val="p"/>
-                </m:rPr>
-                <m:t>E</m:t>
-              </m:r>
-              <m:r>
-                <m:t>​</m:t>
-              </m:r>
-              <m:d>
-                <m:dPr>
-                  <m:begChr m:val="["/>
-                  <m:sepChr m:val=""/>
-                  <m:endChr m:val="]"/>
-                  <m:grow/>
-                </m:dPr>
+              <m:sSub>
                 <m:e>
+                  <m:r>
+                    <m:t>μ</m:t>
+                  </m:r>
+                </m:e>
+                <m:sub>
                   <m:acc>
                     <m:accPr>
                       <m:chr m:val="̂"/>
@@ -9322,11 +9624,8 @@
                       </m:r>
                     </m:e>
                   </m:acc>
-                </m:e>
-              </m:d>
-              <m:r>
-                <m:t>​</m:t>
-              </m:r>
+                </m:sub>
+              </m:sSub>
               <m:r>
                 <m:t>θ</m:t>
               </m:r>
@@ -9378,23 +9677,13 @@
                           <m:grow/>
                         </m:dPr>
                         <m:e>
-                          <m:r>
-                            <m:rPr>
-                              <m:sty m:val="p"/>
-                            </m:rPr>
-                            <m:t>E</m:t>
-                          </m:r>
-                          <m:r>
-                            <m:t>​</m:t>
-                          </m:r>
-                          <m:d>
-                            <m:dPr>
-                              <m:begChr m:val="["/>
-                              <m:sepChr m:val=""/>
-                              <m:endChr m:val="]"/>
-                              <m:grow/>
-                            </m:dPr>
+                          <m:sSub>
                             <m:e>
+                              <m:r>
+                                <m:t>μ</m:t>
+                              </m:r>
+                            </m:e>
+                            <m:sub>
                               <m:acc>
                                 <m:accPr>
                                   <m:chr m:val="̂"/>
@@ -9405,11 +9694,8 @@
                                   </m:r>
                                 </m:e>
                               </m:acc>
-                            </m:e>
-                          </m:d>
-                          <m:r>
-                            <m:t>​</m:t>
-                          </m:r>
+                            </m:sub>
+                          </m:sSub>
                         </m:e>
                       </m:d>
                       <m:r>
@@ -9441,23 +9727,13 @@
                           <m:grow/>
                         </m:dPr>
                         <m:e>
-                          <m:r>
-                            <m:rPr>
-                              <m:sty m:val="p"/>
-                            </m:rPr>
-                            <m:t>E</m:t>
-                          </m:r>
-                          <m:r>
-                            <m:t>​</m:t>
-                          </m:r>
-                          <m:d>
-                            <m:dPr>
-                              <m:begChr m:val="["/>
-                              <m:sepChr m:val=""/>
-                              <m:endChr m:val="]"/>
-                              <m:grow/>
-                            </m:dPr>
+                          <m:sSub>
                             <m:e>
+                              <m:r>
+                                <m:t>μ</m:t>
+                              </m:r>
+                            </m:e>
+                            <m:sub>
                               <m:acc>
                                 <m:accPr>
                                   <m:chr m:val="̂"/>
@@ -9468,11 +9744,8 @@
                                   </m:r>
                                 </m:e>
                               </m:acc>
-                            </m:e>
-                          </m:d>
-                          <m:r>
-                            <m:t>​</m:t>
-                          </m:r>
+                            </m:sub>
+                          </m:sSub>
                         </m:e>
                       </m:d>
                       <m:r>
@@ -9564,23 +9837,13 @@
               <m:r>
                 <m:t>2</m:t>
               </m:r>
-              <m:r>
-                <m:rPr>
-                  <m:sty m:val="p"/>
-                </m:rPr>
-                <m:t>E</m:t>
-              </m:r>
-              <m:r>
-                <m:t>​</m:t>
-              </m:r>
-              <m:d>
-                <m:dPr>
-                  <m:begChr m:val="["/>
-                  <m:sepChr m:val=""/>
-                  <m:endChr m:val="]"/>
-                  <m:grow/>
-                </m:dPr>
+              <m:sSub>
                 <m:e>
+                  <m:r>
+                    <m:t>μ</m:t>
+                  </m:r>
+                </m:e>
+                <m:sub>
                   <m:acc>
                     <m:accPr>
                       <m:chr m:val="̂"/>
@@ -9591,11 +9854,8 @@
                       </m:r>
                     </m:e>
                   </m:acc>
-                </m:e>
-              </m:d>
-              <m:r>
-                <m:t>​</m:t>
-              </m:r>
+                </m:sub>
+              </m:sSub>
               <m:r>
                 <m:t>θ</m:t>
               </m:r>
@@ -9728,23 +9988,13 @@
               <m:r>
                 <m:t>2</m:t>
               </m:r>
-              <m:r>
-                <m:rPr>
-                  <m:sty m:val="p"/>
-                </m:rPr>
-                <m:t>E</m:t>
-              </m:r>
-              <m:r>
-                <m:t>​</m:t>
-              </m:r>
-              <m:d>
-                <m:dPr>
-                  <m:begChr m:val="["/>
-                  <m:sepChr m:val=""/>
-                  <m:endChr m:val="]"/>
-                  <m:grow/>
-                </m:dPr>
+              <m:sSub>
                 <m:e>
+                  <m:r>
+                    <m:t>μ</m:t>
+                  </m:r>
+                </m:e>
+                <m:sub>
                   <m:acc>
                     <m:accPr>
                       <m:chr m:val="̂"/>
@@ -9755,11 +10005,8 @@
                       </m:r>
                     </m:e>
                   </m:acc>
-                </m:e>
-              </m:d>
-              <m:r>
-                <m:t>​</m:t>
-              </m:r>
+                </m:sub>
+              </m:sSub>
               <m:r>
                 <m:t>θ</m:t>
               </m:r>
@@ -9844,10 +10091,10 @@
           </m:r>
         </m:oMath>
       </m:oMathPara>
-      <w:bookmarkEnd w:id="59"/>
+      <w:bookmarkEnd w:id="60"/>
     </w:p>
-    <w:bookmarkEnd w:id="60"/>
-    <w:bookmarkStart w:id="61" w:name="thm-bias-sq-plus-var"/>
+    <w:bookmarkEnd w:id="61"/>
+    <w:bookmarkStart w:id="62" w:name="thm-bias-sq-plus-var"/>
     <w:p>
       <w:pPr>
         <w:pStyle w:val="FirstParagraph"/>
@@ -10120,7 +10367,7 @@
         </m:oMath>
       </m:oMathPara>
     </w:p>
-    <w:bookmarkEnd w:id="61"/>
+    <w:bookmarkEnd w:id="62"/>
     <w:p>
       <w:pPr>
         <w:pStyle w:val="FirstParagraph"/>
@@ -10187,7 +10434,7 @@
         <w:t xml:space="preserve">.</w:t>
       </w:r>
     </w:p>
-    <w:bookmarkStart w:id="62" w:name="exr-mse-expand"/>
+    <w:bookmarkStart w:id="63" w:name="exr-mse-expand"/>
     <w:p>
       <w:pPr>
         <w:pStyle w:val="BodyText"/>
@@ -10360,8 +10607,8 @@
         <w:t xml:space="preserve">.</w:t>
       </w:r>
     </w:p>
-    <w:bookmarkEnd w:id="62"/>
-    <w:bookmarkStart w:id="63" w:name="sol-mse-expand"/>
+    <w:bookmarkEnd w:id="63"/>
+    <w:bookmarkStart w:id="64" w:name="sol-mse-expand"/>
     <w:p>
       <w:pPr>
         <w:pStyle w:val="BodyText"/>
@@ -11165,8 +11412,8 @@
         </m:oMath>
       </m:oMathPara>
     </w:p>
-    <w:bookmarkEnd w:id="63"/>
-    <w:bookmarkStart w:id="64" w:name="thm-mse-expand"/>
+    <w:bookmarkEnd w:id="64"/>
+    <w:bookmarkStart w:id="65" w:name="thm-mse-expand"/>
     <w:p>
       <w:pPr>
         <w:pStyle w:val="FirstParagraph"/>
@@ -11393,7 +11640,7 @@
         </m:oMath>
       </m:oMathPara>
     </w:p>
-    <w:bookmarkEnd w:id="64"/>
+    <w:bookmarkEnd w:id="65"/>
     <w:p>
       <w:pPr>
         <w:pStyle w:val="FirstParagraph"/>
@@ -11440,7 +11687,7 @@
         <w:t xml:space="preserve">.</w:t>
       </w:r>
     </w:p>
-    <w:bookmarkStart w:id="66" w:name="thm-mse-bias-variance"/>
+    <w:bookmarkStart w:id="67" w:name="thm-mse-bias-variance"/>
     <w:p>
       <w:pPr>
         <w:pStyle w:val="BodyText"/>
@@ -11481,7 +11728,7 @@
       <w:pPr>
         <w:pStyle w:val="BodyText"/>
       </w:pPr>
-      <w:bookmarkStart w:id="65" w:name="eq-mse"/>
+      <w:bookmarkStart w:id="66" w:name="eq-mse"/>
       <m:oMathPara>
         <m:oMathParaPr>
           <m:jc m:val="center"/>
@@ -11640,9 +11887,9 @@
           </m:r>
         </m:oMath>
       </m:oMathPara>
-      <w:bookmarkEnd w:id="65"/>
+      <w:bookmarkEnd w:id="66"/>
     </w:p>
-    <w:bookmarkEnd w:id="66"/>
+    <w:bookmarkEnd w:id="67"/>
     <w:p>
       <w:pPr>
         <w:pStyle w:val="FirstParagraph"/>
@@ -11958,7 +12205,7 @@
         <w:t xml:space="preserve">so they are equal to each other.</w:t>
       </w:r>
     </w:p>
-    <w:bookmarkStart w:id="69" w:name="rem-mse-bias-variance-prediction"/>
+    <w:bookmarkStart w:id="70" w:name="rem-mse-bias-variance-prediction"/>
     <w:p>
       <w:pPr>
         <w:pStyle w:val="BodyText"/>
@@ -12078,7 +12325,7 @@
       <w:r>
         <w:t xml:space="preserve"> </w:t>
       </w:r>
-      <w:hyperlink r:id="rId67">
+      <w:hyperlink r:id="rId68">
         <w:r>
           <w:rPr>
             <w:rStyle w:val="Hyperlink"/>
@@ -12101,7 +12348,7 @@
       <w:r>
         <w:t xml:space="preserve"> </w:t>
       </w:r>
-      <w:hyperlink r:id="rId68">
+      <w:hyperlink r:id="rId69">
         <w:r>
           <w:rPr>
             <w:rStyle w:val="Hyperlink"/>
@@ -12122,8 +12369,8 @@
         <w:t xml:space="preserve">No choice of prediction can remove the extra term.</w:t>
       </w:r>
     </w:p>
-    <w:bookmarkEnd w:id="69"/>
-    <w:bookmarkStart w:id="71" w:name="exm-mse-sample-mean"/>
+    <w:bookmarkEnd w:id="70"/>
+    <w:bookmarkStart w:id="72" w:name="exm-mse-sample-mean"/>
     <w:p>
       <w:pPr>
         <w:pStyle w:val="FirstParagraph"/>
@@ -13059,36 +13306,36 @@
                     </m:rPr>
                     <m:t>Var</m:t>
                   </m:r>
+                  <m:r>
+                    <m:t>​</m:t>
+                  </m:r>
+                  <m:d>
+                    <m:dPr>
+                      <m:begChr m:val="("/>
+                      <m:sepChr m:val=""/>
+                      <m:endChr m:val=")"/>
+                      <m:grow/>
+                    </m:dPr>
+                    <m:e>
+                      <m:sSub>
+                        <m:e>
+                          <m:r>
+                            <m:t>X</m:t>
+                          </m:r>
+                        </m:e>
+                        <m:sub>
+                          <m:r>
+                            <m:t>i</m:t>
+                          </m:r>
+                        </m:sub>
+                      </m:sSub>
+                    </m:e>
+                  </m:d>
+                  <m:r>
+                    <m:t>​</m:t>
+                  </m:r>
                 </m:e>
               </m:nary>
-              <m:r>
-                <m:t>​</m:t>
-              </m:r>
-              <m:d>
-                <m:dPr>
-                  <m:begChr m:val="("/>
-                  <m:sepChr m:val=""/>
-                  <m:endChr m:val=")"/>
-                  <m:grow/>
-                </m:dPr>
-                <m:e>
-                  <m:sSub>
-                    <m:e>
-                      <m:r>
-                        <m:t>X</m:t>
-                      </m:r>
-                    </m:e>
-                    <m:sub>
-                      <m:r>
-                        <m:t>i</m:t>
-                      </m:r>
-                    </m:sub>
-                  </m:sSub>
-                </m:e>
-              </m:d>
-              <m:r>
-                <m:t>​</m:t>
-              </m:r>
               <m:r>
                 <m:t>&amp;</m:t>
               </m:r>
@@ -13489,36 +13736,36 @@
               </m:rPr>
               <m:t>Var</m:t>
             </m:r>
+            <m:r>
+              <m:t>​</m:t>
+            </m:r>
+            <m:d>
+              <m:dPr>
+                <m:begChr m:val="("/>
+                <m:sepChr m:val=""/>
+                <m:endChr m:val=")"/>
+                <m:grow/>
+              </m:dPr>
+              <m:e>
+                <m:sSub>
+                  <m:e>
+                    <m:r>
+                      <m:t>X</m:t>
+                    </m:r>
+                  </m:e>
+                  <m:sub>
+                    <m:r>
+                      <m:t>i</m:t>
+                    </m:r>
+                  </m:sub>
+                </m:sSub>
+              </m:e>
+            </m:d>
+            <m:r>
+              <m:t>​</m:t>
+            </m:r>
           </m:e>
         </m:nary>
-        <m:r>
-          <m:t>​</m:t>
-        </m:r>
-        <m:d>
-          <m:dPr>
-            <m:begChr m:val="("/>
-            <m:sepChr m:val=""/>
-            <m:endChr m:val=")"/>
-            <m:grow/>
-          </m:dPr>
-          <m:e>
-            <m:sSub>
-              <m:e>
-                <m:r>
-                  <m:t>X</m:t>
-                </m:r>
-              </m:e>
-              <m:sub>
-                <m:r>
-                  <m:t>i</m:t>
-                </m:r>
-              </m:sub>
-            </m:sSub>
-          </m:e>
-        </m:d>
-        <m:r>
-          <m:t>​</m:t>
-        </m:r>
       </m:oMath>
       <w:r>
         <w:t xml:space="preserve"> </w:t>
@@ -13535,7 +13782,7 @@
       <w:r>
         <w:t xml:space="preserve"> </w:t>
       </w:r>
-      <w:hyperlink r:id="rId70">
+      <w:hyperlink r:id="rId71">
         <w:r>
           <w:rPr>
             <w:rStyle w:val="Hyperlink"/>
@@ -13833,8 +14080,8 @@
         <w:t xml:space="preserve">’s.</w:t>
       </w:r>
     </w:p>
-    <w:bookmarkEnd w:id="71"/>
-    <w:bookmarkStart w:id="72" w:name="def-rmse"/>
+    <w:bookmarkEnd w:id="72"/>
+    <w:bookmarkStart w:id="73" w:name="def-rmse"/>
     <w:p>
       <w:pPr>
         <w:pStyle w:val="BodyText"/>
@@ -14046,8 +14293,8 @@
         <w:t xml:space="preserve">.</w:t>
       </w:r>
     </w:p>
-    <w:bookmarkEnd w:id="72"/>
-    <w:bookmarkStart w:id="73" w:name="exm-rmse-sample-mean"/>
+    <w:bookmarkEnd w:id="73"/>
+    <w:bookmarkStart w:id="74" w:name="exm-rmse-sample-mean"/>
     <w:p>
       <w:pPr>
         <w:pStyle w:val="BodyText"/>
@@ -14135,8 +14382,8 @@
         <w:t xml:space="preserve">.</w:t>
       </w:r>
     </w:p>
-    <w:bookmarkEnd w:id="73"/>
-    <w:bookmarkStart w:id="74" w:name="rem-rmse-units"/>
+    <w:bookmarkEnd w:id="74"/>
+    <w:bookmarkStart w:id="75" w:name="rem-rmse-units"/>
     <w:p>
       <w:pPr>
         <w:pStyle w:val="BodyText"/>
@@ -14155,7 +14402,7 @@
         <w:t xml:space="preserve">The pRMSE has the same units as the estimand.</w:t>
       </w:r>
     </w:p>
-    <w:bookmarkEnd w:id="74"/>
+    <w:bookmarkEnd w:id="75"/>
     <w:p>
       <w:pPr>
         <w:pStyle w:val="BodyText"/>
@@ -14170,8 +14417,8 @@
         <w:t xml:space="preserve">covers mean squared error.</w:t>
       </w:r>
     </w:p>
-    <w:bookmarkEnd w:id="75"/>
-    <w:bookmarkStart w:id="89" w:name="sec-unbiased-estimators"/>
+    <w:bookmarkEnd w:id="76"/>
+    <w:bookmarkStart w:id="90" w:name="sec-unbiased-estimators"/>
     <w:p>
       <w:pPr>
         <w:pStyle w:val="Heading3"/>
@@ -14180,7 +14427,7 @@
         <w:t xml:space="preserve">3.6 Unbiased estimators</w:t>
       </w:r>
     </w:p>
-    <w:bookmarkStart w:id="76" w:name="def-unbiased"/>
+    <w:bookmarkStart w:id="77" w:name="def-unbiased"/>
     <w:p>
       <w:pPr>
         <w:pStyle w:val="FirstParagraph"/>
@@ -14306,8 +14553,8 @@
         </m:oMath>
       </m:oMathPara>
     </w:p>
-    <w:bookmarkEnd w:id="76"/>
-    <w:bookmarkStart w:id="77" w:name="def-biased"/>
+    <w:bookmarkEnd w:id="77"/>
+    <w:bookmarkStart w:id="78" w:name="def-biased"/>
     <w:p>
       <w:pPr>
         <w:pStyle w:val="FirstParagraph"/>
@@ -14433,8 +14680,8 @@
         </m:oMath>
       </m:oMathPara>
     </w:p>
-    <w:bookmarkEnd w:id="77"/>
-    <w:bookmarkStart w:id="78" w:name="exm-unbiased-sample-mean"/>
+    <w:bookmarkEnd w:id="78"/>
+    <w:bookmarkStart w:id="79" w:name="exm-unbiased-sample-mean"/>
     <w:p>
       <w:pPr>
         <w:pStyle w:val="FirstParagraph"/>
@@ -14648,8 +14895,8 @@
         <w:t xml:space="preserve">.</w:t>
       </w:r>
     </w:p>
-    <w:bookmarkEnd w:id="78"/>
-    <w:bookmarkStart w:id="80" w:name="exm-biased-variance-mle"/>
+    <w:bookmarkEnd w:id="79"/>
+    <w:bookmarkStart w:id="81" w:name="exm-biased-variance-mle"/>
     <w:p>
       <w:pPr>
         <w:pStyle w:val="BodyText"/>
@@ -14827,7 +15074,7 @@
       <w:r>
         <w:t xml:space="preserve"> </w:t>
       </w:r>
-      <w:hyperlink r:id="rId79">
+      <w:hyperlink r:id="rId80">
         <w:r>
           <w:rPr>
             <w:rStyle w:val="Hyperlink"/>
@@ -17375,41 +17622,41 @@
                     </m:rPr>
                     <m:t>E</m:t>
                   </m:r>
+                  <m:r>
+                    <m:t>​</m:t>
+                  </m:r>
+                  <m:d>
+                    <m:dPr>
+                      <m:begChr m:val="["/>
+                      <m:sepChr m:val=""/>
+                      <m:endChr m:val="]"/>
+                      <m:grow/>
+                    </m:dPr>
+                    <m:e>
+                      <m:sSubSup>
+                        <m:e>
+                          <m:r>
+                            <m:t>X</m:t>
+                          </m:r>
+                        </m:e>
+                        <m:sub>
+                          <m:r>
+                            <m:t>i</m:t>
+                          </m:r>
+                        </m:sub>
+                        <m:sup>
+                          <m:r>
+                            <m:t>2</m:t>
+                          </m:r>
+                        </m:sup>
+                      </m:sSubSup>
+                    </m:e>
+                  </m:d>
+                  <m:r>
+                    <m:t>​</m:t>
+                  </m:r>
                 </m:e>
               </m:nary>
-              <m:r>
-                <m:t>​</m:t>
-              </m:r>
-              <m:d>
-                <m:dPr>
-                  <m:begChr m:val="["/>
-                  <m:sepChr m:val=""/>
-                  <m:endChr m:val="]"/>
-                  <m:grow/>
-                </m:dPr>
-                <m:e>
-                  <m:sSubSup>
-                    <m:e>
-                      <m:r>
-                        <m:t>X</m:t>
-                      </m:r>
-                    </m:e>
-                    <m:sub>
-                      <m:r>
-                        <m:t>i</m:t>
-                      </m:r>
-                    </m:sub>
-                    <m:sup>
-                      <m:r>
-                        <m:t>2</m:t>
-                      </m:r>
-                    </m:sup>
-                  </m:sSubSup>
-                </m:e>
-              </m:d>
-              <m:r>
-                <m:t>​</m:t>
-              </m:r>
               <m:r>
                 <m:rPr>
                   <m:sty m:val="p"/>
@@ -17517,41 +17764,41 @@
                     </m:rPr>
                     <m:t>E</m:t>
                   </m:r>
+                  <m:r>
+                    <m:t>​</m:t>
+                  </m:r>
+                  <m:d>
+                    <m:dPr>
+                      <m:begChr m:val="["/>
+                      <m:sepChr m:val=""/>
+                      <m:endChr m:val="]"/>
+                      <m:grow/>
+                    </m:dPr>
+                    <m:e>
+                      <m:sSubSup>
+                        <m:e>
+                          <m:r>
+                            <m:t>X</m:t>
+                          </m:r>
+                        </m:e>
+                        <m:sub>
+                          <m:r>
+                            <m:t>i</m:t>
+                          </m:r>
+                        </m:sub>
+                        <m:sup>
+                          <m:r>
+                            <m:t>2</m:t>
+                          </m:r>
+                        </m:sup>
+                      </m:sSubSup>
+                    </m:e>
+                  </m:d>
+                  <m:r>
+                    <m:t>​</m:t>
+                  </m:r>
                 </m:e>
               </m:nary>
-              <m:r>
-                <m:t>​</m:t>
-              </m:r>
-              <m:d>
-                <m:dPr>
-                  <m:begChr m:val="["/>
-                  <m:sepChr m:val=""/>
-                  <m:endChr m:val="]"/>
-                  <m:grow/>
-                </m:dPr>
-                <m:e>
-                  <m:sSubSup>
-                    <m:e>
-                      <m:r>
-                        <m:t>X</m:t>
-                      </m:r>
-                    </m:e>
-                    <m:sub>
-                      <m:r>
-                        <m:t>i</m:t>
-                      </m:r>
-                    </m:sub>
-                    <m:sup>
-                      <m:r>
-                        <m:t>2</m:t>
-                      </m:r>
-                    </m:sup>
-                  </m:sSubSup>
-                </m:e>
-              </m:d>
-              <m:r>
-                <m:t>​</m:t>
-              </m:r>
               <m:r>
                 <m:rPr>
                   <m:sty m:val="p"/>
@@ -19999,8 +20246,8 @@
         <w:t xml:space="preserve">grows.</w:t>
       </w:r>
     </w:p>
-    <w:bookmarkEnd w:id="80"/>
-    <w:bookmarkStart w:id="81" w:name="exr-unbiased-exp"/>
+    <w:bookmarkEnd w:id="81"/>
+    <w:bookmarkStart w:id="82" w:name="exr-unbiased-exp"/>
     <w:p>
       <w:pPr>
         <w:pStyle w:val="BodyText"/>
@@ -20131,8 +20378,8 @@
         <w:t xml:space="preserve">.</w:t>
       </w:r>
     </w:p>
-    <w:bookmarkEnd w:id="81"/>
-    <w:bookmarkStart w:id="82" w:name="sol-unbiased-exp"/>
+    <w:bookmarkEnd w:id="82"/>
+    <w:bookmarkStart w:id="83" w:name="sol-unbiased-exp"/>
     <w:p>
       <w:pPr>
         <w:pStyle w:val="BodyText"/>
@@ -20357,8 +20604,8 @@
         <w:t xml:space="preserve">.</w:t>
       </w:r>
     </w:p>
-    <w:bookmarkEnd w:id="82"/>
-    <w:bookmarkStart w:id="83" w:name="exr-unbiased-mse"/>
+    <w:bookmarkEnd w:id="83"/>
+    <w:bookmarkStart w:id="84" w:name="exr-unbiased-mse"/>
     <w:p>
       <w:pPr>
         <w:pStyle w:val="BodyText"/>
@@ -20452,8 +20699,8 @@
         <w:t xml:space="preserve">in terms of its variance.</w:t>
       </w:r>
     </w:p>
-    <w:bookmarkEnd w:id="83"/>
-    <w:bookmarkStart w:id="84" w:name="sol-unbiased-mse"/>
+    <w:bookmarkEnd w:id="84"/>
+    <w:bookmarkStart w:id="85" w:name="sol-unbiased-mse"/>
     <w:p>
       <w:pPr>
         <w:pStyle w:val="BodyText"/>
@@ -20792,8 +21039,8 @@
         </m:oMath>
       </m:oMathPara>
     </w:p>
-    <w:bookmarkEnd w:id="84"/>
-    <w:bookmarkStart w:id="87" w:name="thm-unbiased-props"/>
+    <w:bookmarkEnd w:id="85"/>
+    <w:bookmarkStart w:id="88" w:name="thm-unbiased-props"/>
     <w:p>
       <w:pPr>
         <w:pStyle w:val="FirstParagraph"/>
@@ -20865,7 +21112,7 @@
       <w:pPr>
         <w:pStyle w:val="BodyText"/>
       </w:pPr>
-      <w:bookmarkStart w:id="85" w:name="eq-unbiased-exp"/>
+      <w:bookmarkStart w:id="86" w:name="eq-unbiased-exp"/>
       <m:oMathPara>
         <m:oMathParaPr>
           <m:jc m:val="center"/>
@@ -20932,13 +21179,13 @@
           </m:r>
         </m:oMath>
       </m:oMathPara>
-      <w:bookmarkEnd w:id="85"/>
+      <w:bookmarkEnd w:id="86"/>
     </w:p>
     <w:p>
       <w:pPr>
         <w:pStyle w:val="FirstParagraph"/>
       </w:pPr>
-      <w:bookmarkStart w:id="86" w:name="eq-unbiased-mse"/>
+      <w:bookmarkStart w:id="87" w:name="eq-unbiased-mse"/>
       <m:oMathPara>
         <m:oMathParaPr>
           <m:jc m:val="center"/>
@@ -21034,9 +21281,9 @@
           </m:r>
         </m:oMath>
       </m:oMathPara>
-      <w:bookmarkEnd w:id="86"/>
+      <w:bookmarkEnd w:id="87"/>
     </w:p>
-    <w:bookmarkEnd w:id="87"/>
+    <w:bookmarkEnd w:id="88"/>
     <w:p>
       <w:pPr>
         <w:pStyle w:val="FirstParagraph"/>
@@ -21127,7 +21374,7 @@
       <w:r>
         <w:t xml:space="preserve"> </w:t>
       </w:r>
-      <w:hyperlink r:id="rId88">
+      <w:hyperlink r:id="rId89">
         <w:r>
           <w:rPr>
             <w:rStyle w:val="Hyperlink"/>
@@ -21154,8 +21401,8 @@
         <w:t xml:space="preserve">.</w:t>
       </w:r>
     </w:p>
-    <w:bookmarkEnd w:id="89"/>
-    <w:bookmarkStart w:id="92" w:name="mean-absolute-error"/>
+    <w:bookmarkEnd w:id="90"/>
+    <w:bookmarkStart w:id="93" w:name="mean-absolute-error"/>
     <w:p>
       <w:pPr>
         <w:pStyle w:val="Heading3"/>
@@ -21164,7 +21411,7 @@
         <w:t xml:space="preserve">3.7 Population mean absolute error</w:t>
       </w:r>
     </w:p>
-    <w:bookmarkStart w:id="90" w:name="def-mae"/>
+    <w:bookmarkStart w:id="91" w:name="def-mae"/>
     <w:p>
       <w:pPr>
         <w:pStyle w:val="FirstParagraph"/>
@@ -21391,8 +21638,8 @@
         <w:t xml:space="preserve">.</w:t>
       </w:r>
     </w:p>
-    <w:bookmarkEnd w:id="90"/>
-    <w:bookmarkStart w:id="91" w:name="exm-mae-gaussian"/>
+    <w:bookmarkEnd w:id="91"/>
+    <w:bookmarkStart w:id="92" w:name="exm-mae-gaussian"/>
     <w:p>
       <w:pPr>
         <w:pStyle w:val="BodyText"/>
@@ -23798,9 +24045,9 @@
         <w:t xml:space="preserve">).</w:t>
       </w:r>
     </w:p>
-    <w:bookmarkEnd w:id="91"/>
     <w:bookmarkEnd w:id="92"/>
-    <w:bookmarkStart w:id="106" w:name="standard-error"/>
+    <w:bookmarkEnd w:id="93"/>
+    <w:bookmarkStart w:id="107" w:name="standard-error"/>
     <w:p>
       <w:pPr>
         <w:pStyle w:val="Heading3"/>
@@ -23809,7 +24056,7 @@
         <w:t xml:space="preserve">3.8 Standard error</w:t>
       </w:r>
     </w:p>
-    <w:bookmarkStart w:id="94" w:name="def-SE"/>
+    <w:bookmarkStart w:id="95" w:name="def-SE"/>
     <w:p>
       <w:pPr>
         <w:pStyle w:val="FirstParagraph"/>
@@ -23867,7 +24114,7 @@
       <w:r>
         <w:t xml:space="preserve"> </w:t>
       </w:r>
-      <w:hyperlink r:id="rId93">
+      <w:hyperlink r:id="rId94">
         <w:r>
           <w:rPr>
             <w:rStyle w:val="Hyperlink"/>
@@ -24012,8 +24259,8 @@
         <w:t xml:space="preserve">.</w:t>
       </w:r>
     </w:p>
-    <w:bookmarkEnd w:id="94"/>
-    <w:bookmarkStart w:id="95" w:name="exm-SE-sample-mean"/>
+    <w:bookmarkEnd w:id="95"/>
+    <w:bookmarkStart w:id="96" w:name="exm-SE-sample-mean"/>
     <w:p>
       <w:pPr>
         <w:pStyle w:val="BodyText"/>
@@ -24325,8 +24572,8 @@
         <w:t xml:space="preserve">.</w:t>
       </w:r>
     </w:p>
-    <w:bookmarkEnd w:id="95"/>
-    <w:bookmarkStart w:id="96" w:name="exr-se-error-sd"/>
+    <w:bookmarkEnd w:id="96"/>
+    <w:bookmarkStart w:id="97" w:name="exr-se-error-sd"/>
     <w:p>
       <w:pPr>
         <w:pStyle w:val="BodyText"/>
@@ -24347,7 +24594,7 @@
       <w:r>
         <w:t xml:space="preserve"> </w:t>
       </w:r>
-      <w:hyperlink r:id="rId93">
+      <w:hyperlink r:id="rId94">
         <w:r>
           <w:rPr>
             <w:rStyle w:val="Hyperlink"/>
@@ -24448,8 +24695,8 @@
         <w:t xml:space="preserve">.</w:t>
       </w:r>
     </w:p>
-    <w:bookmarkEnd w:id="96"/>
-    <w:bookmarkStart w:id="97" w:name="sol-se-error-sd"/>
+    <w:bookmarkEnd w:id="97"/>
+    <w:bookmarkStart w:id="98" w:name="sol-se-error-sd"/>
     <w:p>
       <w:pPr>
         <w:pStyle w:val="BodyText"/>
@@ -24816,8 +25063,8 @@
         </m:oMath>
       </m:oMathPara>
     </w:p>
-    <w:bookmarkEnd w:id="97"/>
-    <w:bookmarkStart w:id="98" w:name="thm-se-error-sd"/>
+    <w:bookmarkEnd w:id="98"/>
+    <w:bookmarkStart w:id="99" w:name="thm-se-error-sd"/>
     <w:p>
       <w:pPr>
         <w:pStyle w:val="FirstParagraph"/>
@@ -24931,7 +25178,7 @@
         </m:oMath>
       </m:oMathPara>
     </w:p>
-    <w:bookmarkEnd w:id="98"/>
+    <w:bookmarkEnd w:id="99"/>
     <w:p>
       <w:pPr>
         <w:pStyle w:val="FirstParagraph"/>
@@ -24964,7 +25211,7 @@
         <w:t xml:space="preserve">.</w:t>
       </w:r>
     </w:p>
-    <w:bookmarkStart w:id="99" w:name="rem-standard-error-name"/>
+    <w:bookmarkStart w:id="100" w:name="rem-standard-error-name"/>
     <w:p>
       <w:pPr>
         <w:pStyle w:val="BodyText"/>
@@ -25074,8 +25321,8 @@
         <w:t xml:space="preserve">so they come up often enough to deserve their own name.</w:t>
       </w:r>
     </w:p>
-    <w:bookmarkEnd w:id="99"/>
-    <w:bookmarkStart w:id="100" w:name="exr-var-mse-bias"/>
+    <w:bookmarkEnd w:id="100"/>
+    <w:bookmarkStart w:id="101" w:name="exr-var-mse-bias"/>
     <w:p>
       <w:pPr>
         <w:pStyle w:val="BodyText"/>
@@ -25245,8 +25492,8 @@
         <w:t xml:space="preserve">.</w:t>
       </w:r>
     </w:p>
-    <w:bookmarkEnd w:id="100"/>
-    <w:bookmarkStart w:id="101" w:name="sol-var-mse-bias"/>
+    <w:bookmarkEnd w:id="101"/>
+    <w:bookmarkStart w:id="102" w:name="sol-var-mse-bias"/>
     <w:p>
       <w:pPr>
         <w:pStyle w:val="BodyText"/>
@@ -26173,8 +26420,8 @@
         </m:oMath>
       </m:oMathPara>
     </w:p>
-    <w:bookmarkEnd w:id="101"/>
-    <w:bookmarkStart w:id="102" w:name="cor-var-mse-bias"/>
+    <w:bookmarkEnd w:id="102"/>
+    <w:bookmarkStart w:id="103" w:name="cor-var-mse-bias"/>
     <w:p>
       <w:pPr>
         <w:pStyle w:val="FirstParagraph"/>
@@ -26369,7 +26616,7 @@
         </m:oMath>
       </m:oMathPara>
     </w:p>
-    <w:bookmarkEnd w:id="102"/>
+    <w:bookmarkEnd w:id="103"/>
     <w:p>
       <w:pPr>
         <w:pStyle w:val="FirstParagraph"/>
@@ -26402,7 +26649,7 @@
         <w:t xml:space="preserve">.</w:t>
       </w:r>
     </w:p>
-    <w:bookmarkStart w:id="103" w:name="exr-se-rmse-unbiased"/>
+    <w:bookmarkStart w:id="104" w:name="exr-se-rmse-unbiased"/>
     <w:p>
       <w:pPr>
         <w:pStyle w:val="BodyText"/>
@@ -26510,8 +26757,8 @@
         <w:t xml:space="preserve">.</w:t>
       </w:r>
     </w:p>
-    <w:bookmarkEnd w:id="103"/>
-    <w:bookmarkStart w:id="104" w:name="sol-se-rmse-unbiased"/>
+    <w:bookmarkEnd w:id="104"/>
+    <w:bookmarkStart w:id="105" w:name="sol-se-rmse-unbiased"/>
     <w:p>
       <w:pPr>
         <w:pStyle w:val="BodyText"/>
@@ -26774,8 +27021,8 @@
         </m:oMath>
       </m:oMathPara>
     </w:p>
-    <w:bookmarkEnd w:id="104"/>
-    <w:bookmarkStart w:id="105" w:name="cor-se-rmse-unbiased"/>
+    <w:bookmarkEnd w:id="105"/>
+    <w:bookmarkStart w:id="106" w:name="cor-se-rmse-unbiased"/>
     <w:p>
       <w:pPr>
         <w:pStyle w:val="FirstParagraph"/>
@@ -26933,7 +27180,7 @@
         </m:oMath>
       </m:oMathPara>
     </w:p>
-    <w:bookmarkEnd w:id="105"/>
+    <w:bookmarkEnd w:id="106"/>
     <w:p>
       <w:pPr>
         <w:pStyle w:val="FirstParagraph"/>
@@ -26966,9 +27213,9 @@
         <w:t xml:space="preserve">.</w:t>
       </w:r>
     </w:p>
-    <w:bookmarkEnd w:id="106"/>
     <w:bookmarkEnd w:id="107"/>
-    <w:bookmarkStart w:id="140" w:name="references"/>
+    <w:bookmarkEnd w:id="108"/>
+    <w:bookmarkStart w:id="141" w:name="references"/>
     <w:p>
       <w:pPr>
         <w:pStyle w:val="Heading2"/>
@@ -26977,8 +27224,8 @@
         <w:t xml:space="preserve">References</w:t>
       </w:r>
     </w:p>
-    <w:bookmarkStart w:id="139" w:name="refs"/>
-    <w:bookmarkStart w:id="108" w:name="ref-box_draper_1987"/>
+    <w:bookmarkStart w:id="140" w:name="refs"/>
+    <w:bookmarkStart w:id="109" w:name="ref-box_draper_1987"/>
     <w:p>
       <w:pPr>
         <w:pStyle w:val="Bibliography"/>
@@ -27009,8 +27256,8 @@
         <w:t xml:space="preserve">. in Wiley series in probability and mathematical statistics. Applied probability and statistics. New York: Wiley, 1987.</w:t>
       </w:r>
     </w:p>
-    <w:bookmarkEnd w:id="108"/>
-    <w:bookmarkStart w:id="110" w:name="ref-dunn2018generalized"/>
+    <w:bookmarkEnd w:id="109"/>
+    <w:bookmarkStart w:id="111" w:name="ref-dunn2018generalized"/>
     <w:p>
       <w:pPr>
         <w:pStyle w:val="Bibliography"/>
@@ -27057,7 +27304,7 @@
       <w:r>
         <w:t xml:space="preserve"> </w:t>
       </w:r>
-      <w:hyperlink r:id="rId109">
+      <w:hyperlink r:id="rId110">
         <w:r>
           <w:rPr>
             <w:rStyle w:val="Hyperlink"/>
@@ -27069,8 +27316,8 @@
         <w:t xml:space="preserve">.</w:t>
       </w:r>
     </w:p>
-    <w:bookmarkEnd w:id="110"/>
-    <w:bookmarkStart w:id="112" w:name="ref-van2018flexible"/>
+    <w:bookmarkEnd w:id="111"/>
+    <w:bookmarkStart w:id="113" w:name="ref-van2018flexible"/>
     <w:p>
       <w:pPr>
         <w:pStyle w:val="Bibliography"/>
@@ -27103,7 +27350,7 @@
       <w:r>
         <w:t xml:space="preserve"> </w:t>
       </w:r>
-      <w:hyperlink r:id="rId111">
+      <w:hyperlink r:id="rId112">
         <w:r>
           <w:rPr>
             <w:rStyle w:val="Hyperlink"/>
@@ -27112,8 +27359,8 @@
         </w:r>
       </w:hyperlink>
     </w:p>
-    <w:bookmarkEnd w:id="112"/>
-    <w:bookmarkStart w:id="114" w:name="ref-pohl2021estimands"/>
+    <w:bookmarkEnd w:id="113"/>
+    <w:bookmarkStart w:id="115" w:name="ref-pohl2021estimands"/>
     <w:p>
       <w:pPr>
         <w:pStyle w:val="Bibliography"/>
@@ -27179,7 +27426,7 @@
       <w:r>
         <w:t xml:space="preserve"> </w:t>
       </w:r>
-      <w:hyperlink r:id="rId113">
+      <w:hyperlink r:id="rId114">
         <w:r>
           <w:rPr>
             <w:rStyle w:val="Hyperlink"/>
@@ -27191,8 +27438,8 @@
         <w:t xml:space="preserve">.</w:t>
       </w:r>
     </w:p>
-    <w:bookmarkEnd w:id="114"/>
-    <w:bookmarkStart w:id="116" w:name="ref-lawrance2020estimand"/>
+    <w:bookmarkEnd w:id="115"/>
+    <w:bookmarkStart w:id="117" w:name="ref-lawrance2020estimand"/>
     <w:p>
       <w:pPr>
         <w:pStyle w:val="Bibliography"/>
@@ -27244,7 +27491,7 @@
       <w:r>
         <w:t xml:space="preserve"> </w:t>
       </w:r>
-      <w:hyperlink r:id="rId115">
+      <w:hyperlink r:id="rId116">
         <w:r>
           <w:rPr>
             <w:rStyle w:val="Hyperlink"/>
@@ -27256,8 +27503,8 @@
         <w:t xml:space="preserve">.</w:t>
       </w:r>
     </w:p>
-    <w:bookmarkEnd w:id="116"/>
-    <w:bookmarkStart w:id="118" w:name="ref-wikipedia_estimand"/>
+    <w:bookmarkEnd w:id="117"/>
+    <w:bookmarkStart w:id="119" w:name="ref-wikipedia_estimand"/>
     <w:p>
       <w:pPr>
         <w:pStyle w:val="Bibliography"/>
@@ -27304,7 +27551,7 @@
       <w:r>
         <w:t xml:space="preserve"> </w:t>
       </w:r>
-      <w:hyperlink r:id="rId117">
+      <w:hyperlink r:id="rId118">
         <w:r>
           <w:rPr>
             <w:rStyle w:val="Hyperlink"/>
@@ -27313,8 +27560,8 @@
         </w:r>
       </w:hyperlink>
     </w:p>
-    <w:bookmarkEnd w:id="118"/>
-    <w:bookmarkStart w:id="120" w:name="ref-wikipedia_estimator"/>
+    <w:bookmarkEnd w:id="119"/>
+    <w:bookmarkStart w:id="121" w:name="ref-wikipedia_estimator"/>
     <w:p>
       <w:pPr>
         <w:pStyle w:val="Bibliography"/>
@@ -27361,7 +27608,7 @@
       <w:r>
         <w:t xml:space="preserve"> </w:t>
       </w:r>
-      <w:hyperlink r:id="rId119">
+      <w:hyperlink r:id="rId120">
         <w:r>
           <w:rPr>
             <w:rStyle w:val="Hyperlink"/>
@@ -27370,8 +27617,8 @@
         </w:r>
       </w:hyperlink>
     </w:p>
-    <w:bookmarkEnd w:id="120"/>
-    <w:bookmarkStart w:id="122" w:name="ref-wikipedia_sampling_distribution"/>
+    <w:bookmarkEnd w:id="121"/>
+    <w:bookmarkStart w:id="123" w:name="ref-wikipedia_sampling_distribution"/>
     <w:p>
       <w:pPr>
         <w:pStyle w:val="Bibliography"/>
@@ -27418,7 +27665,7 @@
       <w:r>
         <w:t xml:space="preserve"> </w:t>
       </w:r>
-      <w:hyperlink r:id="rId121">
+      <w:hyperlink r:id="rId122">
         <w:r>
           <w:rPr>
             <w:rStyle w:val="Hyperlink"/>
@@ -27427,8 +27674,8 @@
         </w:r>
       </w:hyperlink>
     </w:p>
-    <w:bookmarkEnd w:id="122"/>
-    <w:bookmarkStart w:id="123" w:name="ref-hoggtanis2015"/>
+    <w:bookmarkEnd w:id="123"/>
+    <w:bookmarkStart w:id="124" w:name="ref-hoggtanis2015"/>
     <w:p>
       <w:pPr>
         <w:pStyle w:val="Bibliography"/>
@@ -27459,8 +27706,8 @@
         <w:t xml:space="preserve">, Tenth edition. Boston: Pearson, 2019.</w:t>
       </w:r>
     </w:p>
-    <w:bookmarkEnd w:id="123"/>
-    <w:bookmarkStart w:id="125" w:name="ref-CaseBerg01"/>
+    <w:bookmarkEnd w:id="124"/>
+    <w:bookmarkStart w:id="126" w:name="ref-CaseBerg01"/>
     <w:p>
       <w:pPr>
         <w:pStyle w:val="Bibliography"/>
@@ -27493,7 +27740,7 @@
       <w:r>
         <w:t xml:space="preserve"> </w:t>
       </w:r>
-      <w:hyperlink r:id="rId124">
+      <w:hyperlink r:id="rId125">
         <w:r>
           <w:rPr>
             <w:rStyle w:val="Hyperlink"/>
@@ -27502,8 +27749,8 @@
         </w:r>
       </w:hyperlink>
     </w:p>
-    <w:bookmarkEnd w:id="125"/>
-    <w:bookmarkStart w:id="126" w:name="ref-rice2007mathematical"/>
+    <w:bookmarkEnd w:id="126"/>
+    <w:bookmarkStart w:id="127" w:name="ref-rice2007mathematical"/>
     <w:p>
       <w:pPr>
         <w:pStyle w:val="Bibliography"/>
@@ -27534,8 +27781,8 @@
         <w:t xml:space="preserve">, 3rd ed. Belmont, CA: Cengage Learning, 2007.</w:t>
       </w:r>
     </w:p>
-    <w:bookmarkEnd w:id="126"/>
-    <w:bookmarkStart w:id="128" w:name="ref-wikipedia_bias_of_an_estimator"/>
+    <w:bookmarkEnd w:id="127"/>
+    <w:bookmarkStart w:id="129" w:name="ref-wikipedia_bias_of_an_estimator"/>
     <w:p>
       <w:pPr>
         <w:pStyle w:val="Bibliography"/>
@@ -27582,7 +27829,7 @@
       <w:r>
         <w:t xml:space="preserve"> </w:t>
       </w:r>
-      <w:hyperlink r:id="rId127">
+      <w:hyperlink r:id="rId128">
         <w:r>
           <w:rPr>
             <w:rStyle w:val="Hyperlink"/>
@@ -27591,8 +27838,8 @@
         </w:r>
       </w:hyperlink>
     </w:p>
-    <w:bookmarkEnd w:id="128"/>
-    <w:bookmarkStart w:id="130" w:name="ref-wikipedia_mean_squared_error"/>
+    <w:bookmarkEnd w:id="129"/>
+    <w:bookmarkStart w:id="131" w:name="ref-wikipedia_mean_squared_error"/>
     <w:p>
       <w:pPr>
         <w:pStyle w:val="Bibliography"/>
@@ -27639,7 +27886,7 @@
       <w:r>
         <w:t xml:space="preserve"> </w:t>
       </w:r>
-      <w:hyperlink r:id="rId129">
+      <w:hyperlink r:id="rId130">
         <w:r>
           <w:rPr>
             <w:rStyle w:val="Hyperlink"/>
@@ -27648,8 +27895,8 @@
         </w:r>
       </w:hyperlink>
     </w:p>
-    <w:bookmarkEnd w:id="130"/>
-    <w:bookmarkStart w:id="132" w:name="ref-wikipedia_root_mean_square_deviation"/>
+    <w:bookmarkEnd w:id="131"/>
+    <w:bookmarkStart w:id="133" w:name="ref-wikipedia_root_mean_square_deviation"/>
     <w:p>
       <w:pPr>
         <w:pStyle w:val="Bibliography"/>
@@ -27696,7 +27943,7 @@
       <w:r>
         <w:t xml:space="preserve"> </w:t>
       </w:r>
-      <w:hyperlink r:id="rId131">
+      <w:hyperlink r:id="rId132">
         <w:r>
           <w:rPr>
             <w:rStyle w:val="Hyperlink"/>
@@ -27705,8 +27952,8 @@
         </w:r>
       </w:hyperlink>
     </w:p>
-    <w:bookmarkEnd w:id="132"/>
-    <w:bookmarkStart w:id="134" w:name="ref-fiveminuteai_probstat"/>
+    <w:bookmarkEnd w:id="133"/>
+    <w:bookmarkStart w:id="135" w:name="ref-fiveminuteai_probstat"/>
     <w:p>
       <w:pPr>
         <w:pStyle w:val="Bibliography"/>
@@ -27738,7 +27985,7 @@
       <w:r>
         <w:t xml:space="preserve"> </w:t>
       </w:r>
-      <w:hyperlink r:id="rId133">
+      <w:hyperlink r:id="rId134">
         <w:r>
           <w:rPr>
             <w:rStyle w:val="Hyperlink"/>
@@ -27747,8 +27994,8 @@
         </w:r>
       </w:hyperlink>
     </w:p>
-    <w:bookmarkEnd w:id="134"/>
-    <w:bookmarkStart w:id="136" w:name="ref-wikipedia_mean_absolute_error"/>
+    <w:bookmarkEnd w:id="135"/>
+    <w:bookmarkStart w:id="137" w:name="ref-wikipedia_mean_absolute_error"/>
     <w:p>
       <w:pPr>
         <w:pStyle w:val="Bibliography"/>
@@ -27795,7 +28042,7 @@
       <w:r>
         <w:t xml:space="preserve"> </w:t>
       </w:r>
-      <w:hyperlink r:id="rId135">
+      <w:hyperlink r:id="rId136">
         <w:r>
           <w:rPr>
             <w:rStyle w:val="Hyperlink"/>
@@ -27804,8 +28051,8 @@
         </w:r>
       </w:hyperlink>
     </w:p>
-    <w:bookmarkEnd w:id="136"/>
-    <w:bookmarkStart w:id="138" w:name="ref-wikipedia_standard_error"/>
+    <w:bookmarkEnd w:id="137"/>
+    <w:bookmarkStart w:id="139" w:name="ref-wikipedia_standard_error"/>
     <w:p>
       <w:pPr>
         <w:pStyle w:val="Bibliography"/>
@@ -27852,7 +28099,7 @@
       <w:r>
         <w:t xml:space="preserve"> </w:t>
       </w:r>
-      <w:hyperlink r:id="rId137">
+      <w:hyperlink r:id="rId138">
         <w:r>
           <w:rPr>
             <w:rStyle w:val="Hyperlink"/>
@@ -27861,9 +28108,9 @@
         </w:r>
       </w:hyperlink>
     </w:p>
-    <w:bookmarkEnd w:id="138"/>
     <w:bookmarkEnd w:id="139"/>
     <w:bookmarkEnd w:id="140"/>
+    <w:bookmarkEnd w:id="141"/>
     <w:sectPr>
       <w:footnotePr>
         <w:numRestart w:val="eachSect"/>

--- a/pr-preview/pr-383/estimation-handout-tracked-changes.docx
+++ b/pr-preview/pr-383/estimation-handout-tracked-changes.docx
@@ -16,7 +16,7 @@
       </w:pPr>
       <w:del w:id="1" w:author="PR Preview" w:date="2026-01-01T00:00:00Z">
         <w:r>
-          <w:delText xml:space="preserve">Last modified: 2026-10-19 04:11:38 (PDT)</w:delText>
+          <w:delText xml:space="preserve">Last modified: 2026-10-19 04:44:20 (PDT)</w:delText>
         </w:r>
       </w:del>
     </w:p>
@@ -26,7 +26,7 @@
       </w:pPr>
       <w:ins w:id="2" w:author="PR Preview" w:date="2026-01-01T00:00:00Z">
         <w:r>
-          <w:t xml:space="preserve">Last modified: 2026-10-19 04:14:28 (PDT)</w:t>
+          <w:t xml:space="preserve">Last modified: 2026-10-19 04:44:47 (PDT)</w:t>
         </w:r>
       </w:ins>
     </w:p>
